--- a/gpt_study_plan.docx
+++ b/gpt_study_plan.docx
@@ -15,57 +15,42 @@
         <w:pStyle w:val="Heading1"/>
       </w:pPr>
       <w:r>
-        <w:t>1. Most Important Topics to Focus On</w:t>
+        <w:t>🎯 Most Important Topics to Focus On</w:t>
       </w:r>
     </w:p>
     <w:p>
       <w:r>
-        <w:t>**IELTS Writing**</w:t>
+        <w:t>When preparing for a DevOps certification or aiming to master DevOps for professional excellence, several core topics consistently emerge as critical to both exam success and real-world application. First and foremost is **Continuous Integration and Continuous Delivery (CI/CD)**, the backbone of modern DevOps pipelines that ensures rapid, reliable software delivery with automation. Its importance is underscored by frequent exam coverage and its central role in industry practices.</w:t>
       </w:r>
     </w:p>
     <w:p>
       <w:r>
-        <w:t>Writing is often the section where candidates score the lowest, but it has high scoring potential if prepared properly. Focus on understanding the four assessment criteria: vocabulary, grammar, task response (achievement), and coherence &amp; cohesion (structure and logical flow). Writing Task 2 carries two-thirds of the writing score and thus deserves more attention. Learn to clearly address all parts of the task, develop ideas fully, and use a variety of linking words and referencing to demonstrate cohesion.</w:t>
+        <w:t>Next, **Version Control Systems (primarily Git)** are foundational. Understanding Git’s branching, merging, and conflict resolution is essential since it underpins collaboration and code management in DevOps workflows. Despite seeming basic, Git’s complexity in advanced features and workflows often trips learners.</w:t>
       </w:r>
     </w:p>
     <w:p>
       <w:r>
-        <w:t>**IELTS Reading**</w:t>
+        <w:t>**Containerization and Orchestration**—notably **Docker** and **Kubernetes**—are the pillars of scalable application deployment and management. Kubernetes, in particular, is challenging due to its concepts like pods, services, namespaces, and ingress controllers, yet it frequently appears in exams and is indispensable in production environments.</w:t>
       </w:r>
     </w:p>
     <w:p>
       <w:r>
-        <w:t>Understanding the 11 different question types is crucial, as each tests different reading subskills. These include True/False/Not Given, Matching Headings, Multiple Choice, Sentence Completion, Summary Completion, and others. Effective reading strategies vary by question type, so learn tailored methods rather than a one-size-fits-all approach. Skimming and scanning are useful but must be applied appropriately—especially detailed reading is needed for some question types.</w:t>
+        <w:t>**Infrastructure as Code (IaC)**, with tools like **Terraform** and **Ansible**, allows automated, consistent infrastructure provisioning. Its declarative approach can be conceptually tricky, especially around state management and idempotency, but it’s a high-impact topic in exams and industry.</w:t>
       </w:r>
     </w:p>
     <w:p>
       <w:r>
-        <w:t>**IELTS Listening**</w:t>
+        <w:t>**Monitoring and Observability** (using tools like Prometheus, Grafana, ELK Stack) is crucial for maintaining system reliability and performance post-deployment. It’s often overlooked, yet questions around metrics, alerts, and log aggregation are common, reflecting real-world needs.</w:t>
       </w:r>
     </w:p>
     <w:p>
       <w:r>
-        <w:t>Practice each question type separately: multiple choice, map/plan/diagram labeling, matching, sentence/table completion, and short answer questions. Key points include following questions in order, not getting stuck on missed answers during the audio, and using the extra time at the end to review. Listening requires focused attention to avoid missing answers and practicing "the art of letting go" to move on quickly if you miss a question.</w:t>
+        <w:t>Finally, **DevSecOps and Security Integration** into DevOps pipelines emphasize embedding security early (“shift-left” testing). As security becomes a mandate, understanding automated security scans and vulnerability management has grown in exam prominence.</w:t>
       </w:r>
     </w:p>
     <w:p>
       <w:r>
-        <w:t>**IELTS Speaking**</w:t>
-      </w:r>
-    </w:p>
-    <w:p>
-      <w:r>
-        <w:t>Fluency and coherence, vocabulary, grammatical range and accuracy, and pronunciation are assessed. Part 1 requires concise answers, Part 2 a 2-minute extended talk, and Part 3 more abstract discussion with complex vocabulary and nuanced opinions. Practice extended answers, linking ideas logically, and using more formal language in Part 3. Recording yourself and practicing with a timer are highly recommended.</w:t>
-      </w:r>
-    </w:p>
-    <w:p>
-      <w:r>
-        <w:t>**Essay Types in Writing Task 2**</w:t>
-      </w:r>
-    </w:p>
-    <w:p>
-      <w:r>
-        <w:t>Be familiar with the five common essay types: Opinion (Agree/Disagree), Discussion, Advantages and Disadvantages, Problem and Solution, and Two Direct Questions. Each type requires a different approach and structure. Mastering these ensures you meet task requirements fully.</w:t>
+        <w:t>Together, these topics form the backbone of modern DevOps practices and represent the highest ROI for exam preparation and career readiness.</w:t>
       </w:r>
     </w:p>
     <w:p>
@@ -78,217 +63,212 @@
         <w:pStyle w:val="Heading1"/>
       </w:pPr>
       <w:r>
-        <w:t>2. Learning Content, Examples, and Details</w:t>
+        <w:t>📚 Core Concepts &amp; Learning Content</w:t>
       </w:r>
     </w:p>
     <w:p>
       <w:r>
-        <w:t>**Writing Task 2 Structure Example:**</w:t>
-      </w:r>
-    </w:p>
-    <w:p>
-      <w:pPr>
-        <w:pStyle w:val="ListBullet"/>
-      </w:pPr>
-      <w:r>
-        <w:t>- Introduction: Paraphrase the question and state your position or what you will discuss.</w:t>
-      </w:r>
-    </w:p>
-    <w:p>
-      <w:pPr>
-        <w:pStyle w:val="ListBullet"/>
-      </w:pPr>
-      <w:r>
-        <w:t>- Body Paragraph 1: Topic sentence + 2 ideas fully developed with explanations/examples.</w:t>
-      </w:r>
-    </w:p>
-    <w:p>
-      <w:pPr>
-        <w:pStyle w:val="ListBullet"/>
-      </w:pPr>
-      <w:r>
-        <w:t>- Body Paragraph 2: Topic sentence + 2 ideas fully developed with explanations/examples.</w:t>
-      </w:r>
-    </w:p>
-    <w:p>
-      <w:pPr>
-        <w:pStyle w:val="ListBullet"/>
-      </w:pPr>
-      <w:r>
-        <w:t>- Conclusion: Summarize key points and restate position (if required).</w:t>
+        <w:t>#### Continuous Integration and Continuous Delivery (CI/CD)</w:t>
       </w:r>
     </w:p>
     <w:p>
       <w:r>
-        <w:t>Example Topic: Recycling Waste</w:t>
+        <w:t>**Concept Explanation:** CI/CD automates the integration of code changes from multiple contributors and delivers software reliably and frequently to production or staging environments. Continuous Integration involves automated building and testing of code on every commit to detect issues early. Continuous Delivery extends CI by automating the deployment process up to production releases, often requiring manual approval before deployment. Continuous Deployment goes further by automating deployment to production without manual intervention.</w:t>
       </w:r>
     </w:p>
     <w:p>
       <w:r>
-        <w:t>Causes: lack of official programs, inconvenience of sorting waste</w:t>
+        <w:t>**Practical Examples:** Imagine a team of developers pushing code daily. CI tools like Jenkins or GitLab CI automatically build the project, run unit and integration tests, and report failures immediately. Once tests pass, the CD pipeline deploys the application to a staging environment for further testing, and eventually production, ensuring rapid, low-risk releases.</w:t>
       </w:r>
     </w:p>
     <w:p>
       <w:r>
-        <w:t>Solutions: public awareness campaigns, easy access to recycling facilities</w:t>
+        <w:t>**Common Formulas/Rules:** Key CI/CD pipeline stages: Code Commit → Build → Test → Deploy → Monitor. The principle of “fail fast” applies—problems are detected and addressed as soon as possible.</w:t>
       </w:r>
     </w:p>
     <w:p>
       <w:r>
-        <w:t>**Writing Task 1 (Academic) Structure:**</w:t>
-      </w:r>
-    </w:p>
-    <w:p>
-      <w:pPr>
-        <w:pStyle w:val="ListBullet"/>
-      </w:pPr>
-      <w:r>
-        <w:t>- Introduction: Paraphrase the question/task</w:t>
-      </w:r>
-    </w:p>
-    <w:p>
-      <w:pPr>
-        <w:pStyle w:val="ListBullet"/>
-      </w:pPr>
-      <w:r>
-        <w:t>- Overview: Summarize the main trends or features (very important to avoid losing marks)</w:t>
-      </w:r>
-    </w:p>
-    <w:p>
-      <w:pPr>
-        <w:pStyle w:val="ListBullet"/>
-      </w:pPr>
-      <w:r>
-        <w:t>- Body Paragraph 1: Describe main details from chart/graph/table (select key features)</w:t>
-      </w:r>
-    </w:p>
-    <w:p>
-      <w:pPr>
-        <w:pStyle w:val="ListBullet"/>
-      </w:pPr>
-      <w:r>
-        <w:t>- Body Paragraph 2: Describe main details from second chart/table or continue description</w:t>
+        <w:t>**Tricky Points:** Confusing Continuous Delivery with Continuous Deployment is common. Remember, Continuous Delivery automates up to deployment readiness, not automatic production release. Also, pipeline design varies by tools and project needs, so understanding flexible pipeline creation is key.</w:t>
       </w:r>
     </w:p>
     <w:p>
       <w:r>
-        <w:t>**True/False/Not Given Explanation:**</w:t>
-      </w:r>
-    </w:p>
-    <w:p>
-      <w:pPr>
-        <w:pStyle w:val="ListBullet"/>
-      </w:pPr>
-      <w:r>
-        <w:t>- True: Statement agrees with passage</w:t>
-      </w:r>
-    </w:p>
-    <w:p>
-      <w:pPr>
-        <w:pStyle w:val="ListBullet"/>
-      </w:pPr>
-      <w:r>
-        <w:t>- False: Statement contradicts passage</w:t>
-      </w:r>
-    </w:p>
-    <w:p>
-      <w:pPr>
-        <w:pStyle w:val="ListBullet"/>
-      </w:pPr>
-      <w:r>
-        <w:t>- Not Given: No information available in passage</w:t>
+        <w:t>**Connection to Other Topics:** CI/CD pipelines integrate with version control (Git), containerization (Docker), orchestration (Kubernetes), and infrastructure provisioning (Terraform/Ansible), forming a unified automated delivery chain.</w:t>
       </w:r>
     </w:p>
     <w:p>
       <w:r>
-        <w:t>**Reading Strategy by Question Type:**</w:t>
-      </w:r>
-    </w:p>
-    <w:p>
-      <w:pPr>
-        <w:pStyle w:val="ListBullet"/>
-      </w:pPr>
-      <w:r>
-        <w:t>- Matching Headings: Read the paragraphs first to understand main idea, then match headings</w:t>
-      </w:r>
-    </w:p>
-    <w:p>
-      <w:pPr>
-        <w:pStyle w:val="ListBullet"/>
-      </w:pPr>
-      <w:r>
-        <w:t>- True/False/Not Given: Scan for keywords, then read closely to confirm answer</w:t>
-      </w:r>
-    </w:p>
-    <w:p>
-      <w:pPr>
-        <w:pStyle w:val="ListBullet"/>
-      </w:pPr>
-      <w:r>
-        <w:t>- Multiple Choice: Use elimination; read options carefully</w:t>
-      </w:r>
-    </w:p>
-    <w:p>
-      <w:pPr>
-        <w:pStyle w:val="ListBullet"/>
-      </w:pPr>
-      <w:r>
-        <w:t>- Sentence Completion: Look for exact or paraphrased information to fill gaps</w:t>
+        <w:t>---</w:t>
       </w:r>
     </w:p>
     <w:p>
       <w:r>
-        <w:t>**Listening Tips:**</w:t>
-      </w:r>
-    </w:p>
-    <w:p>
-      <w:pPr>
-        <w:pStyle w:val="ListBullet"/>
-      </w:pPr>
-      <w:r>
-        <w:t>- Answers come in order</w:t>
-      </w:r>
-    </w:p>
-    <w:p>
-      <w:pPr>
-        <w:pStyle w:val="ListBullet"/>
-      </w:pPr>
-      <w:r>
-        <w:t>- Move on quickly if you miss an answer</w:t>
-      </w:r>
-    </w:p>
-    <w:p>
-      <w:pPr>
-        <w:pStyle w:val="ListBullet"/>
-      </w:pPr>
-      <w:r>
-        <w:t>- Write down answers immediately when you hear them in fill-in-the-blank questions</w:t>
-      </w:r>
-    </w:p>
-    <w:p>
-      <w:pPr>
-        <w:pStyle w:val="ListBullet"/>
-      </w:pPr>
-      <w:r>
-        <w:t>- Use breaks between sections to preview next questions</w:t>
-      </w:r>
-    </w:p>
-    <w:p>
-      <w:pPr>
-        <w:pStyle w:val="ListBullet"/>
-      </w:pPr>
-      <w:r>
-        <w:t>- Practice identifying synonyms and distractors</w:t>
+        <w:t>#### Version Control with Git</w:t>
       </w:r>
     </w:p>
     <w:p>
       <w:r>
-        <w:t>**Speaking Part 2 Tip:**</w:t>
+        <w:t>**Concept Explanation:** Git is a distributed version control system that tracks code changes, supports branching and merging, and facilitates collaboration among developers. Unlike centralized systems, every developer has a full repository copy, enabling offline work and robust branching strategies.</w:t>
       </w:r>
     </w:p>
     <w:p>
       <w:r>
-        <w:t>Use the “PPF Method” — talk about Past, Present, and Future related to the topic to organize ideas and extend your talk naturally.</w:t>
+        <w:t>**Practical Examples:** Using Git, a developer creates a feature branch, commits changes locally, and pushes to a remote repository like GitHub. Pull requests facilitate code review before merging into the main branch. Advanced features like rebasing and bisecting help maintain clean history and debug issues.</w:t>
+      </w:r>
+    </w:p>
+    <w:p>
+      <w:r>
+        <w:t>**Common Formulas/Rules:** Basic Git commands include `git clone`, `git add`, `git commit`, `git push`, `git pull`, `git branch`, and `git merge`. Branching workflows like Gitflow or feature branching provide structured collaboration.</w:t>
+      </w:r>
+    </w:p>
+    <w:p>
+      <w:r>
+        <w:t>**Tricky Points:** Merge conflicts and rebasing can be confusing. Understanding when to use `git merge` vs. `git rebase` is critical. Also, recovering lost commits using `git reflog` and debugging with `git bisect` are advanced but exam-relevant skills.</w:t>
+      </w:r>
+    </w:p>
+    <w:p>
+      <w:r>
+        <w:t>**Connection to Other Topics:** Git integrates tightly with CI tools triggering pipelines on commits, and with container builds that tag images based on commit hashes, ensuring traceability.</w:t>
+      </w:r>
+    </w:p>
+    <w:p>
+      <w:r>
+        <w:t>---</w:t>
+      </w:r>
+    </w:p>
+    <w:p>
+      <w:r>
+        <w:t>#### Containerization and Orchestration (Docker &amp; Kubernetes)</w:t>
+      </w:r>
+    </w:p>
+    <w:p>
+      <w:r>
+        <w:t>**Concept Explanation:** Docker packages applications and their dependencies into lightweight, portable containers, enabling consistent execution across environments. Kubernetes orchestrates these containers at scale, managing deployments, scaling, networking, and high availability.</w:t>
+      </w:r>
+    </w:p>
+    <w:p>
+      <w:r>
+        <w:t>**Practical Examples:** A developer writes a Dockerfile to containerize a Node.js app. Using `docker build` and `docker run`, they test locally. Kubernetes manages hundreds of such containers, automatically restarting failed pods, balancing load, and rolling out updates with zero downtime.</w:t>
+      </w:r>
+    </w:p>
+    <w:p>
+      <w:r>
+        <w:t>**Common Formulas/Rules:** Kubernetes core objects include Pods (smallest deployable units), Deployments (manage pod replicas and updates), Services (networking abstraction), and Namespaces (logical partitioning). Understanding `kubectl` commands to create, update, and troubleshoot resources is essential.</w:t>
+      </w:r>
+    </w:p>
+    <w:p>
+      <w:r>
+        <w:t>**Tricky Points:** Kubernetes networking and ingress controllers are complex. Concepts like service discovery, persistent volumes, and RBAC (Role-Based Access Control) often confuse learners. Also, container storage persistence and stateful sets require special attention.</w:t>
+      </w:r>
+    </w:p>
+    <w:p>
+      <w:r>
+        <w:t>**Connection to Other Topics:** Containers are the deployment units in CI/CD pipelines, and Kubernetes clusters need infrastructure provisioning (IaC) and monitoring.</w:t>
+      </w:r>
+    </w:p>
+    <w:p>
+      <w:r>
+        <w:t>---</w:t>
+      </w:r>
+    </w:p>
+    <w:p>
+      <w:r>
+        <w:t>#### Infrastructure as Code (IaC) with Terraform and Ansible</w:t>
+      </w:r>
+    </w:p>
+    <w:p>
+      <w:r>
+        <w:t>**Concept Explanation:** IaC allows managing and provisioning infrastructure through machine-readable definition files rather than manual configuration. Terraform uses declarative configuration files to provision cloud and on-prem resources, tracking state for idempotency. Ansible automates configuration management and software provisioning using YAML-based playbooks.</w:t>
+      </w:r>
+    </w:p>
+    <w:p>
+      <w:r>
+        <w:t>**Practical Examples:** A Terraform script defines AWS EC2 instances, security groups, and networking, which can be version-controlled and reused. Ansible playbooks configure installed packages, deploy applications, and manage configurations on these instances.</w:t>
+      </w:r>
+    </w:p>
+    <w:p>
+      <w:r>
+        <w:t>**Common Formulas/Rules:** Terraform uses `.tf` files and commands like `terraform init`, `plan`, `apply`, and `destroy`. Ansible playbooks structure tasks under plays, using modules and roles for reuse. Both emphasize idempotency—running scripts multiple times results in the same system state.</w:t>
+      </w:r>
+    </w:p>
+    <w:p>
+      <w:r>
+        <w:t>**Tricky Points:** Terraform state management and handling drift between real infrastructure and code can be challenging. Ansible’s inventory management and understanding when to use roles vs. playbooks also require careful study.</w:t>
+      </w:r>
+    </w:p>
+    <w:p>
+      <w:r>
+        <w:t>**Connection to Other Topics:** IaC enables automated environment setup for Kubernetes clusters and CI/CD pipelines, integrating with monitoring and security tools.</w:t>
+      </w:r>
+    </w:p>
+    <w:p>
+      <w:r>
+        <w:t>---</w:t>
+      </w:r>
+    </w:p>
+    <w:p>
+      <w:r>
+        <w:t>#### Monitoring and Observability (Prometheus, Grafana, ELK Stack)</w:t>
+      </w:r>
+    </w:p>
+    <w:p>
+      <w:r>
+        <w:t>**Concept Explanation:** Monitoring tools collect metrics, logs, and traces, providing visibility into system health and performance. Prometheus scrapes time-series metrics, Grafana visualizes these with dashboards, and the ELK Stack centralizes and analyzes logs.</w:t>
+      </w:r>
+    </w:p>
+    <w:p>
+      <w:r>
+        <w:t>**Practical Examples:** Prometheus monitors container CPU and memory usage, triggering alerts on anomalies. Grafana dashboards visualize these metrics for DevOps teams. ELK Stack processes application logs, helping troubleshoot production issues.</w:t>
+      </w:r>
+    </w:p>
+    <w:p>
+      <w:r>
+        <w:t>**Common Formulas/Rules:** Understanding metric types (counters, gauges), alerting rules, and visualization panels is key. The “three pillars” of observability are metrics, logs, and traces.</w:t>
+      </w:r>
+    </w:p>
+    <w:p>
+      <w:r>
+        <w:t>**Tricky Points:** Configuring alert thresholds without causing noise, correlating logs with metrics, and managing distributed tracing require practical experience.</w:t>
+      </w:r>
+    </w:p>
+    <w:p>
+      <w:r>
+        <w:t>**Connection to Other Topics:** Monitoring is integral to CI/CD pipelines (post-deployment checks), Kubernetes health probes, and security audits.</w:t>
+      </w:r>
+    </w:p>
+    <w:p>
+      <w:r>
+        <w:t>---</w:t>
+      </w:r>
+    </w:p>
+    <w:p>
+      <w:r>
+        <w:t>#### DevSecOps and Security Integration</w:t>
+      </w:r>
+    </w:p>
+    <w:p>
+      <w:r>
+        <w:t>**Concept Explanation:** DevSecOps integrates security practices into the DevOps lifecycle, embedding automated security checks early in development and deployment processes to ensure applications are secure by design.</w:t>
+      </w:r>
+    </w:p>
+    <w:p>
+      <w:r>
+        <w:t>**Practical Examples:** Automated static application security testing (SAST) runs in CI pipelines, scanning code for vulnerabilities. Secrets management tools like Ansible Vault or HashiCorp Vault protect sensitive information.</w:t>
+      </w:r>
+    </w:p>
+    <w:p>
+      <w:r>
+        <w:t>**Common Formulas/Rules:** “Shift-left” testing means incorporating security early. Compliance requirements and threat modeling guide security practices.</w:t>
+      </w:r>
+    </w:p>
+    <w:p>
+      <w:r>
+        <w:t>**Tricky Points:** Balancing automation speed with thorough security, avoiding false positives in scans, and managing secrets securely in pipelines are common challenges.</w:t>
+      </w:r>
+    </w:p>
+    <w:p>
+      <w:r>
+        <w:t>**Connection to Other Topics:** DevSecOps overlays CI/CD, IaC, container security, and monitoring, ensuring security is pervasive.</w:t>
       </w:r>
     </w:p>
     <w:p>
@@ -301,47 +281,37 @@
         <w:pStyle w:val="Heading1"/>
       </w:pPr>
       <w:r>
-        <w:t>3. Why This Matters (Exam Relevance)</w:t>
+        <w:t>💡 Why This Matters: Exam Relevance</w:t>
       </w:r>
     </w:p>
     <w:p>
       <w:r>
-        <w:t>**Writing:**</w:t>
+        <w:t>**CI/CD** questions often appear as multiple-choice or scenario-based case studies testing your understanding of pipeline stages, tools (Jenkins, GitLab CI), and best practices like fail-fast and rollback strategies. Given its criticality, it carries significant scoring weight and appears across domains. Real-world professionals rely on CI/CD for rapid feature delivery and quality assurance; misunderstanding CD vs. deployment automation is a common exam trap.</w:t>
       </w:r>
     </w:p>
     <w:p>
       <w:r>
-        <w:t>Examiners assess not only language ability but also how well you address the task, organize ideas, and link them coherently. Many candidates with good grammar and vocabulary lose marks because their essays lack clear task response or logical cohesion. Writing Task 2 impacts two-thirds of the writing score, so mastering it is essential for a high band.</w:t>
+        <w:t>**Git** topics typically feature in command-focused questions and workflow scenarios, testing your ability to resolve merges, perform branching strategies, and recover lost commits. This foundational skill is repeatedly tested because poor version control practices cause costly real-world issues.</w:t>
       </w:r>
     </w:p>
     <w:p>
       <w:r>
-        <w:t>**Reading:**</w:t>
+        <w:t>**Docker and Kubernetes** are prominent in practical and conceptual questions, including architecture, commands (`kubectl`), and troubleshooting cluster issues. These technologies are central to modern cloud-native DevOps, and proficiency here distinguishes candidates. Pitfalls include confusing Kubernetes components or networking concepts.</w:t>
       </w:r>
     </w:p>
     <w:p>
       <w:r>
-        <w:t>Different question types test different reading skills: scanning for details, understanding main ideas, or recognizing implied meanings. Knowing which strategy to apply to each type helps avoid wasting time and losing marks on confused or generic approaches.</w:t>
+        <w:t>**IaC** questions assess your grasp of declarative vs. imperative provisioning, Terraform syntax, and Ansible playbook structure. Exams probe your understanding of idempotency and state management. Knowing IaC is vital as infrastructure automation is a cornerstone of scalable DevOps.</w:t>
       </w:r>
     </w:p>
     <w:p>
       <w:r>
-        <w:t>**Listening:**</w:t>
+        <w:t>**Monitoring and Observability** typically appear as questions about tool selection, metric types, alerting, and log management. Though sometimes undervalued, this topic’s exam presence reflects its real-world necessity for maintaining production reliability.</w:t>
       </w:r>
     </w:p>
     <w:p>
       <w:r>
-        <w:t>The listening test is fast-paced and requires real-time understanding and note-taking. Managing your focus and moving on quickly after missing an answer prevents a cascade of lost marks. Preparing for question types ensures you can anticipate and handle tricky distractors or synonyms.</w:t>
-      </w:r>
-    </w:p>
-    <w:p>
-      <w:r>
-        <w:t>**Speaking:**</w:t>
-      </w:r>
-    </w:p>
-    <w:p>
-      <w:r>
-        <w:t>Fluency and coherence are as important as vocabulary and grammar. Extended answers show linguistic competence and confidence. Part 3’s abstract questions test your ability to use complex language and reasoned arguments, reflecting higher-level English skills.</w:t>
+        <w:t>**DevSecOps** is increasingly emphasized in exams, often as scenario-based questions requiring integration of security into pipelines, understanding automated security testing tools, and compliance. Neglecting security considerations is a red flag in both exams and professional practice.</w:t>
       </w:r>
     </w:p>
     <w:p>
@@ -354,12 +324,12 @@
         <w:pStyle w:val="Heading1"/>
       </w:pPr>
       <w:r>
-        <w:t>4. Helpful Resources</w:t>
+        <w:t>📖 Curated Resources</w:t>
       </w:r>
     </w:p>
     <w:p>
       <w:r>
-        <w:t>**Official IELTS Resources:**</w:t>
+        <w:t>**Books:**</w:t>
       </w:r>
     </w:p>
     <w:p>
@@ -367,7 +337,7 @@
         <w:pStyle w:val="ListBullet"/>
       </w:pPr>
       <w:r>
-        <w:t>- [IELTS.org Preparation Resources](https://ielts.org/take-a-test/preparation-resources) – Official sample tests, videos, webinars, and apps.</w:t>
+        <w:t>- *Accelerate* by Forsgren, Humble, and Kim — Recommended for understanding the science behind DevOps performance and DORA metrics.</w:t>
       </w:r>
     </w:p>
     <w:p>
@@ -375,7 +345,7 @@
         <w:pStyle w:val="ListBullet"/>
       </w:pPr>
       <w:r>
-        <w:t>- [British Council IELTS Preparation](https://takeielts.britishcouncil.org/take-ielts/prepare/books) – Free webinars, apps, practice tests, and study guides.</w:t>
+        <w:t>- *The DevOps Handbook* by Kim et al. — Deep dive into DevOps practices, culture, and tools.</w:t>
       </w:r>
     </w:p>
     <w:p>
@@ -383,7 +353,12 @@
         <w:pStyle w:val="ListBullet"/>
       </w:pPr>
       <w:r>
-        <w:t>- [IDP IELTS Preparation](https://ielts.idp.com/prepare) – Practice tests, masterclasses, podcasts, and articles.</w:t>
+        <w:t>- *The Phoenix Project* by Kim, Behr, and Spafford — Offers cultural context of DevOps transformation.</w:t>
+      </w:r>
+    </w:p>
+    <w:p>
+      <w:r>
+        <w:t>**Online Courses/Videos:**</w:t>
       </w:r>
     </w:p>
     <w:p>
@@ -391,12 +366,7 @@
         <w:pStyle w:val="ListBullet"/>
       </w:pPr>
       <w:r>
-        <w:t>- [Cambridge English IELTS Preparation](https://www.cambridgeenglish.org/exams-and-tests/ielts/preparation/) – Official books like The Official Cambridge Guide to IELTS, IELTS 19 Academic and General Training, and Mindset for IELTS courses.</w:t>
-      </w:r>
-    </w:p>
-    <w:p>
-      <w:r>
-        <w:t>**Books (Highly Recommended):**</w:t>
+        <w:t>- Edureka’s DevOps Certification Training — Covers CI/CD, Docker, Kubernetes, and Git with hands-on projects.</w:t>
       </w:r>
     </w:p>
     <w:p>
@@ -404,7 +374,7 @@
         <w:pStyle w:val="ListBullet"/>
       </w:pPr>
       <w:r>
-        <w:t>- The Official Cambridge Guide to IELTS (with 8 practice tests)</w:t>
+        <w:t>- Oregon State University’s DevOps Bootcamp — Free, practical-oriented.</w:t>
       </w:r>
     </w:p>
     <w:p>
@@ -412,7 +382,12 @@
         <w:pStyle w:val="ListBullet"/>
       </w:pPr>
       <w:r>
-        <w:t>- Cambridge IELTS series (latest editions)</w:t>
+        <w:t>- YouTube channels like “Techworld with Nana” and Bret Fisher — Great for Docker and Kubernetes basics.</w:t>
+      </w:r>
+    </w:p>
+    <w:p>
+      <w:r>
+        <w:t>**Practice Materials:**</w:t>
       </w:r>
     </w:p>
     <w:p>
@@ -420,7 +395,7 @@
         <w:pStyle w:val="ListBullet"/>
       </w:pPr>
       <w:r>
-        <w:t>- Grammar: Cambridge Grammar for IELTS by Pauline Cullen</w:t>
+        <w:t>- [roadmap.sh/devops](https://roadmap.sh/devops) — Comprehensive roadmap with links to tutorials and labs.</w:t>
       </w:r>
     </w:p>
     <w:p>
@@ -428,12 +403,7 @@
         <w:pStyle w:val="ListBullet"/>
       </w:pPr>
       <w:r>
-        <w:t>- Vocabulary: Cambridge Vocabulary for IELTS (Intermediate &amp; Advanced), Cambridge Collocations in Use</w:t>
-      </w:r>
-    </w:p>
-    <w:p>
-      <w:r>
-        <w:t>**YouTube Channels:**</w:t>
+        <w:t>- Jenkins, GitHub, and Kubernetes official documentation for hands-on examples.</w:t>
       </w:r>
     </w:p>
     <w:p>
@@ -441,7 +411,12 @@
         <w:pStyle w:val="ListBullet"/>
       </w:pPr>
       <w:r>
-        <w:t>- IELTS Liz (comprehensive, reliable tips)</w:t>
+        <w:t>- Mock exams available on certification sites (e.g., AWS, Azure DevOps) aligned with certification objectives.</w:t>
+      </w:r>
+    </w:p>
+    <w:p>
+      <w:r>
+        <w:t>**Tools &amp; Software:**</w:t>
       </w:r>
     </w:p>
     <w:p>
@@ -449,7 +424,7 @@
         <w:pStyle w:val="ListBullet"/>
       </w:pPr>
       <w:r>
-        <w:t>- IELTS Advantage (detailed guides and strategies)</w:t>
+        <w:t>- Jenkins, GitLab CI, CircleCI for CI/CD pipelines.</w:t>
       </w:r>
     </w:p>
     <w:p>
@@ -457,7 +432,7 @@
         <w:pStyle w:val="ListBullet"/>
       </w:pPr>
       <w:r>
-        <w:t>- IELTS Simon (ex-examiner advice, focused writing lessons)</w:t>
+        <w:t>- Docker and Kubernetes for container management.</w:t>
       </w:r>
     </w:p>
     <w:p>
@@ -465,12 +440,7 @@
         <w:pStyle w:val="ListBullet"/>
       </w:pPr>
       <w:r>
-        <w:t>- ESL Fluency (practical vocabulary and writing resources)</w:t>
-      </w:r>
-    </w:p>
-    <w:p>
-      <w:r>
-        <w:t>**Websites:**</w:t>
+        <w:t>- Terraform and Ansible for IaC.</w:t>
       </w:r>
     </w:p>
     <w:p>
@@ -478,7 +448,7 @@
         <w:pStyle w:val="ListBullet"/>
       </w:pPr>
       <w:r>
-        <w:t>- [eslfluency.com](https://www.eslfluency.com) – Guides, articles, vocabulary, and writing resources</w:t>
+        <w:t>- Prometheus, Grafana, ELK Stack for monitoring and observability.</w:t>
       </w:r>
     </w:p>
     <w:p>
@@ -486,7 +456,12 @@
         <w:pStyle w:val="ListBullet"/>
       </w:pPr>
       <w:r>
-        <w:t>- GEL IELTS (British Council’s free online practice tests)</w:t>
+        <w:t>- Ansible Vault or HashiCorp Vault for secrets management.</w:t>
+      </w:r>
+    </w:p>
+    <w:p>
+      <w:r>
+        <w:t>**Communities:**</w:t>
       </w:r>
     </w:p>
     <w:p>
@@ -494,12 +469,7 @@
         <w:pStyle w:val="ListBullet"/>
       </w:pPr>
       <w:r>
-        <w:t>- ieltsonlinetests.com (mock tests for listening and reading)</w:t>
-      </w:r>
-    </w:p>
-    <w:p>
-      <w:r>
-        <w:t>**Unique Tools:**</w:t>
+        <w:t>- Reddit’s r/devops for peer advice and resources.</w:t>
       </w:r>
     </w:p>
     <w:p>
@@ -507,7 +477,7 @@
         <w:pStyle w:val="ListBullet"/>
       </w:pPr>
       <w:r>
-        <w:t>- IELTS Productive (instant feedback on writing tasks)</w:t>
+        <w:t>- Discord servers focused on DevOps, Kubernetes.</w:t>
       </w:r>
     </w:p>
     <w:p>
@@ -515,7 +485,7 @@
         <w:pStyle w:val="ListBullet"/>
       </w:pPr>
       <w:r>
-        <w:t>- Speaking simulators on YouTube (for practicing speaking independently)</w:t>
+        <w:t>- Local meetups and online forums like Dev.to and Stack Overflow to discuss problems and solutions.</w:t>
       </w:r>
     </w:p>
     <w:p>
@@ -528,7 +498,32 @@
         <w:pStyle w:val="Heading1"/>
       </w:pPr>
       <w:r>
-        <w:t>5. Effective Preparation Tips</w:t>
+        <w:t>🧠 Effective Study Strategies</w:t>
+      </w:r>
+    </w:p>
+    <w:p>
+      <w:r>
+        <w:t>**Time Management:** Successful candidates allocate approximately 3-5 hours per day over 8-12 weeks. Early weeks focus on foundational concepts (Git, Linux basics, scripting), followed by tool mastery (Docker, Kubernetes), then pipeline and infrastructure automation, finishing with security and monitoring.</w:t>
+      </w:r>
+    </w:p>
+    <w:p>
+      <w:r>
+        <w:t>**Study Techniques:** Active recall via flashcards and quizzes helps retain command syntax and concepts. Spaced repetition ensures long-term memory. Taking notes during tutorials and rewriting concepts in your own words aid understanding.</w:t>
+      </w:r>
+    </w:p>
+    <w:p>
+      <w:r>
+        <w:t>**Practice Strategy:** Begin practice tests after mastering basics (week 3-4). Take multiple practice exams (~5-7) to build confidence. Review incorrect answers thoroughly, focusing on weak areas. Use simulation environments to mimic real-world setups.</w:t>
+      </w:r>
+    </w:p>
+    <w:p>
+      <w:r>
+        <w:t>**Group Study:** Peer discussions and study groups accelerate problem-solving and expose you to diverse scenarios. Teaching concepts to others solidifies your own understanding.</w:t>
+      </w:r>
+    </w:p>
+    <w:p>
+      <w:r>
+        <w:t>**Week-by-Week Approach:**</w:t>
       </w:r>
     </w:p>
     <w:p>
@@ -536,7 +531,7 @@
         <w:pStyle w:val="ListBullet"/>
       </w:pPr>
       <w:r>
-        <w:t>- **Practice Regularly in Short Sessions:** Study daily for shorter periods (e.g., 1 hour/day) rather than long infrequent sessions to improve retention and reduce fatigue.</w:t>
+        <w:t>- **Weeks 1-2 (Foundation):** Linux CLI, Git basics, scripting, OS concepts. Use online tutorials and command-line practice.</w:t>
       </w:r>
     </w:p>
     <w:p>
@@ -544,7 +539,7 @@
         <w:pStyle w:val="ListBullet"/>
       </w:pPr>
       <w:r>
-        <w:t>- **Understand Question Types and Tailor Strategies:** Learn and practice strategies specific to each question type in reading and listening instead of generic advice like “skim and scan.”</w:t>
+        <w:t>- **Weeks 3-4 (Version Control &amp; Configuration Management):** Advanced Git, Ansible fundamentals, writing playbooks.</w:t>
       </w:r>
     </w:p>
     <w:p>
@@ -552,7 +547,7 @@
         <w:pStyle w:val="ListBullet"/>
       </w:pPr>
       <w:r>
-        <w:t>- **Use Timers for Speaking and Writing:** Practice speaking answers within time limits (30 seconds for Part 1, 2 minutes for Part 2) and writing essays under timed conditions to simulate exam pressure.</w:t>
+        <w:t>- **Weeks 5-7 (CI/CD &amp; Containerization):** Jenkins pipelines, Docker container lifecycle, Kubernetes architecture and commands.</w:t>
       </w:r>
     </w:p>
     <w:p>
@@ -560,7 +555,7 @@
         <w:pStyle w:val="ListBullet"/>
       </w:pPr>
       <w:r>
-        <w:t>- **Analyze Mistakes Thoroughly:** After practice tests, review every incorrect answer to understand why you made the mistake and how to avoid it.</w:t>
+        <w:t>- **Weeks 8-9 (Infrastructure Automation):** Terraform scripts, cloud provider services (AWS/Azure/GCP), IaC best practices.</w:t>
       </w:r>
     </w:p>
     <w:p>
@@ -568,7 +563,7 @@
         <w:pStyle w:val="ListBullet"/>
       </w:pPr>
       <w:r>
-        <w:t>- **Record Speaking Practice:** Record yourself answering speaking questions, listen back critically, and note filler words or unclear pronunciation.</w:t>
+        <w:t>- **Weeks 10-11 (Monitoring &amp; Security):** Prometheus, Grafana dashboards, ELK Stack, DevSecOps principles and tools.</w:t>
       </w:r>
     </w:p>
     <w:p>
@@ -576,23 +571,7 @@
         <w:pStyle w:val="ListBullet"/>
       </w:pPr>
       <w:r>
-        <w:t>- **Use Official Practice Materials:** Prioritize authentic Cambridge and official IELTS practice tests for accurate exam simulation.</w:t>
-      </w:r>
-    </w:p>
-    <w:p>
-      <w:pPr>
-        <w:pStyle w:val="ListBullet"/>
-      </w:pPr>
-      <w:r>
-        <w:t>- **Develop “The Art of Letting Go” in Listening:** Don’t dwell on missed answers; move on quickly to avoid losing subsequent answers.</w:t>
-      </w:r>
-    </w:p>
-    <w:p>
-      <w:pPr>
-        <w:pStyle w:val="ListBullet"/>
-      </w:pPr>
-      <w:r>
-        <w:t>- **Build Vocabulary and Grammar in Context:** Use academic reading materials and collocations to improve language skills relevant to IELTS tasks.</w:t>
+        <w:t>- **Final Week:** Full pipeline review, mock exams, focus on weak spots, no new topics. Rest and mentally prepare.</w:t>
       </w:r>
     </w:p>
     <w:p>
@@ -605,71 +584,27 @@
         <w:pStyle w:val="Heading1"/>
       </w:pPr>
       <w:r>
-        <w:t>6. User Experience Insights</w:t>
+        <w:t>⚠️ User Insights: What Works &amp; What Doesn't</w:t>
       </w:r>
     </w:p>
     <w:p>
-      <w:pPr>
-        <w:pStyle w:val="ListBullet"/>
-      </w:pPr>
       <w:r>
-        <w:t>- Many candidates found **IELTS Liz** and **IELTS Advantage** YouTube channels most helpful for clear, practical advice.</w:t>
+        <w:t>**What Successful Candidates Did:** They emphasized hands-on practice over passive learning, building real pipelines and deploying containerized apps. They used multiple resources, mixing books, videos, and labs. Consistent daily study and active community engagement kept motivation high.</w:t>
       </w:r>
     </w:p>
     <w:p>
-      <w:pPr>
-        <w:pStyle w:val="ListBullet"/>
-      </w:pPr>
       <w:r>
-        <w:t>- Candidates often struggle with **True/False/Not Given** because of conflicting tips and overconsumption of confusing “tricks.” Simplicity and focused strategy improve scores.</w:t>
+        <w:t>**Common Mistakes to Avoid:** Overemphasizing certifications without practical experience; neglecting foundational Linux and networking skills; ignoring security aspects; rushing to advanced topics without mastering basics; relying solely on one resource or course.</w:t>
       </w:r>
     </w:p>
     <w:p>
-      <w:pPr>
-        <w:pStyle w:val="ListBullet"/>
-      </w:pPr>
       <w:r>
-        <w:t>- Some test takers reported that **writing scores were lower than expected** despite good grammar and vocabulary, highlighting the importance of task response and coherence. Personalized feedback is recommended.</w:t>
+        <w:t>**Exam Day Reality:** Many found exam questions more scenario-oriented than straightforward tool commands, requiring conceptual understanding. Time pressure is notable; pacing is critical. Some encountered unexpected integrations or hybrid methodology questions. Practice exams tend to be easier, so prepare for more complex scenarios.</w:t>
       </w:r>
     </w:p>
     <w:p>
-      <w:pPr>
-        <w:pStyle w:val="ListBullet"/>
-      </w:pPr>
       <w:r>
-        <w:t>- Speaking tests are stressful but examiners generally try to put candidates at ease; casual yet structured responses with some humor can be effective if done naturally.</w:t>
-      </w:r>
-    </w:p>
-    <w:p>
-      <w:pPr>
-        <w:pStyle w:val="ListBullet"/>
-      </w:pPr>
-      <w:r>
-        <w:t>- **Practice tests from unofficial sources vary in difficulty and format**, so official Cambridge materials are preferred for realistic preparation.</w:t>
-      </w:r>
-    </w:p>
-    <w:p>
-      <w:pPr>
-        <w:pStyle w:val="ListBullet"/>
-      </w:pPr>
-      <w:r>
-        <w:t>- Candidates emphasize the importance of **time management** in reading and writing, recommending strategies for prioritizing questions and not getting stuck.</w:t>
-      </w:r>
-    </w:p>
-    <w:p>
-      <w:pPr>
-        <w:pStyle w:val="ListBullet"/>
-      </w:pPr>
-      <w:r>
-        <w:t>- Many students report improvement after focusing on specific **weaknesses** rather than blindly practicing.</w:t>
-      </w:r>
-    </w:p>
-    <w:p>
-      <w:pPr>
-        <w:pStyle w:val="ListBullet"/>
-      </w:pPr>
-      <w:r>
-        <w:t>- Using AI tools like ChatGPT can help identify grammar and vocabulary errors but should not be solely relied upon for band score prediction.</w:t>
+        <w:t>**Emotional/Mental Preparation:** Managing anxiety through mock tests and study groups helps. Confidence builds as practical skills improve. Remembering that DevOps is as much culture as technology aids mindset. Keeping the end career goal in mind fuels perseverance.</w:t>
       </w:r>
     </w:p>
     <w:p>
@@ -682,12 +617,12 @@
         <w:pStyle w:val="Heading1"/>
       </w:pPr>
       <w:r>
-        <w:t>7. Quick Formula Reference (IELTS Specific)</w:t>
+        <w:t>📅 Suggested Study Plan</w:t>
       </w:r>
     </w:p>
     <w:p>
       <w:r>
-        <w:t>**Writing Task 2 Paragraph Development Formula:**</w:t>
+        <w:t>**Assumptions:**</w:t>
       </w:r>
     </w:p>
     <w:p>
@@ -695,7 +630,7 @@
         <w:pStyle w:val="ListBullet"/>
       </w:pPr>
       <w:r>
-        <w:t>- Topic Sentence (Main idea)</w:t>
+        <w:t>- Weekly study time: 15-20 hours (2-3 hours daily + weekend sessions)</w:t>
       </w:r>
     </w:p>
     <w:p>
@@ -703,7 +638,7 @@
         <w:pStyle w:val="ListBullet"/>
       </w:pPr>
       <w:r>
-        <w:t>- Explanation (Why or how)</w:t>
+        <w:t>- Total prep time: 10 weeks</w:t>
       </w:r>
     </w:p>
     <w:p>
@@ -711,130 +646,7 @@
         <w:pStyle w:val="ListBullet"/>
       </w:pPr>
       <w:r>
-        <w:t>- Example (Real-life or hypothetical)</w:t>
-      </w:r>
-    </w:p>
-    <w:p>
-      <w:pPr>
-        <w:pStyle w:val="ListBullet"/>
-      </w:pPr>
-      <w:r>
-        <w:t>- Link back to question or next idea</w:t>
-      </w:r>
-    </w:p>
-    <w:p>
-      <w:r>
-        <w:t>**Essay Structure Template:**</w:t>
-      </w:r>
-    </w:p>
-    <w:p>
-      <w:pPr>
-        <w:pStyle w:val="ListBullet"/>
-      </w:pPr>
-      <w:r>
-        <w:t>- Introduction: Paraphrase + thesis/position</w:t>
-      </w:r>
-    </w:p>
-    <w:p>
-      <w:pPr>
-        <w:pStyle w:val="ListBullet"/>
-      </w:pPr>
-      <w:r>
-        <w:t>- Body Paragraph 1: Cause/argument + explanation + example</w:t>
-      </w:r>
-    </w:p>
-    <w:p>
-      <w:pPr>
-        <w:pStyle w:val="ListBullet"/>
-      </w:pPr>
-      <w:r>
-        <w:t>- Body Paragraph 2: Solution/argument + explanation + example</w:t>
-      </w:r>
-    </w:p>
-    <w:p>
-      <w:pPr>
-        <w:pStyle w:val="ListBullet"/>
-      </w:pPr>
-      <w:r>
-        <w:t>- Conclusion: Summary + restate position</w:t>
-      </w:r>
-    </w:p>
-    <w:p>
-      <w:r>
-        <w:t>**Reading Answer Strategy:**</w:t>
-      </w:r>
-    </w:p>
-    <w:p>
-      <w:pPr>
-        <w:pStyle w:val="ListBullet"/>
-      </w:pPr>
-      <w:r>
-        <w:t>- For True/False/Not Given:</w:t>
-      </w:r>
-    </w:p>
-    <w:p>
-      <w:r>
-        <w:t>*If statement agrees with passage → True*</w:t>
-      </w:r>
-    </w:p>
-    <w:p>
-      <w:r>
-        <w:t>*If statement contradicts passage → False*</w:t>
-      </w:r>
-    </w:p>
-    <w:p>
-      <w:r>
-        <w:t>*If passage has no info → Not Given*</w:t>
-      </w:r>
-    </w:p>
-    <w:p>
-      <w:pPr>
-        <w:pStyle w:val="ListBullet"/>
-      </w:pPr>
-      <w:r>
-        <w:t>- For Matching Headings:</w:t>
-      </w:r>
-    </w:p>
-    <w:p>
-      <w:r>
-        <w:t>*Read paragraph fully to understand main idea before matching*</w:t>
-      </w:r>
-    </w:p>
-    <w:p>
-      <w:r>
-        <w:t>**Listening Answering Tips:**</w:t>
-      </w:r>
-    </w:p>
-    <w:p>
-      <w:pPr>
-        <w:pStyle w:val="ListBullet"/>
-      </w:pPr>
-      <w:r>
-        <w:t>- Answers follow question order</w:t>
-      </w:r>
-    </w:p>
-    <w:p>
-      <w:pPr>
-        <w:pStyle w:val="ListBullet"/>
-      </w:pPr>
-      <w:r>
-        <w:t>- Write down answers immediately for gap-fill</w:t>
-      </w:r>
-    </w:p>
-    <w:p>
-      <w:pPr>
-        <w:pStyle w:val="ListBullet"/>
-      </w:pPr>
-      <w:r>
-        <w:t>- Move on quickly if unsure</w:t>
-      </w:r>
-    </w:p>
-    <w:p>
-      <w:pPr>
-        <w:pStyle w:val="ListBullet"/>
-      </w:pPr>
-      <w:r>
-        <w:t>- Use extra time after listening to check answers</w:t>
+        <w:t>- Prior knowledge: Beginner to intermediate (some scripting, Linux basics)</w:t>
       </w:r>
     </w:p>
     <w:p>
@@ -844,7 +656,72 @@
     </w:p>
     <w:p>
       <w:r>
-        <w:t>This structured extraction condenses key insights from multiple sources, focusing on exam-relevant strategies, concepts, and preparation advice for IELTS test takers.</w:t>
+        <w:t>**Week 1-2: Foundation Building**</w:t>
+      </w:r>
+    </w:p>
+    <w:p>
+      <w:r>
+        <w:t>Focus on Linux command-line proficiency, basic networking (IP, TCP/IP), and Git fundamentals. Use free CLI tutorials and Git labs. Goal: Comfort with shell scripting and version control basics. Practice: Create local Git repositories, perform branching and merging.</w:t>
+      </w:r>
+    </w:p>
+    <w:p>
+      <w:r>
+        <w:t>**Week 3-4: Version Control &amp; Configuration Management**</w:t>
+      </w:r>
+    </w:p>
+    <w:p>
+      <w:r>
+        <w:t>Deepen Git knowledge (rebasing, conflict resolution), start Ansible basics, write simple playbooks. Goal: Automate configuration tasks. Resources: Ansible official docs, Git branching strategy guides. Practice: Build playbooks for server setup.</w:t>
+      </w:r>
+    </w:p>
+    <w:p>
+      <w:r>
+        <w:t>**Week 5-7: Continuous Integration &amp; Containerization**</w:t>
+      </w:r>
+    </w:p>
+    <w:p>
+      <w:r>
+        <w:t>Learn Jenkins pipeline syntax, set up CI jobs. Master Docker fundamentals: build, run, and manage containers. Begin Kubernetes basics: pods, deployments, services. Goal: Create a CI pipeline deploying containerized apps. Practice: Deploy a multi-container app on Kubernetes.</w:t>
+      </w:r>
+    </w:p>
+    <w:p>
+      <w:r>
+        <w:t>**Week 8-9: Infrastructure &amp; Automation**</w:t>
+      </w:r>
+    </w:p>
+    <w:p>
+      <w:r>
+        <w:t>Focus on Terraform scripting and cloud platform basics (AWS preferred). Learn to automate infrastructure provisioning. Goal: Deploy infrastructure reliably as code. Practice: Write Terraform configs for AWS EC2, VPC, and storage.</w:t>
+      </w:r>
+    </w:p>
+    <w:p>
+      <w:r>
+        <w:t>**Week 10: Monitoring, Security &amp; Final Review**</w:t>
+      </w:r>
+    </w:p>
+    <w:p>
+      <w:r>
+        <w:t>Study monitoring tools (Prometheus, Grafana, ELK). Understand DevSecOps principles and implement basic security scans in pipelines. Goal: Integrate monitoring and security into CI/CD. Practice: Set up monitoring dashboards; add static code analysis to pipeline.</w:t>
+      </w:r>
+    </w:p>
+    <w:p>
+      <w:r>
+        <w:t>**Final Days: Exam Readiness**</w:t>
+      </w:r>
+    </w:p>
+    <w:p>
+      <w:r>
+        <w:t>Take full-length practice exams. Review all weak areas. Avoid learning new topics. Prepare mentally and physically. Day before: Rest, light review of notes.</w:t>
+      </w:r>
+    </w:p>
+    <w:p>
+      <w:r>
+        <w:t>---</w:t>
+      </w:r>
+    </w:p>
+    <w:p>
+      <w:r>
+        <w:t>This study guide distills diverse sources into a focused roadmap to mastering DevOps for certification and career success. Stay consistent, focus on concepts as much as tools, and integrate hands-on projects throughout to build confidence and competence. Good luck!</w:t>
       </w:r>
     </w:p>
     <w:sectPr>
